--- a/Fall 2026/L01 - Introduction and Intelligent Agents/Chapter 1 - Speaker Notes.docx
+++ b/Fall 2026/L01 - Introduction and Intelligent Agents/Chapter 1 - Speaker Notes.docx
@@ -68,6 +68,9 @@
         <w:gridCol w:w="10080"/>
       </w:tblGrid>
       <w:tr>
+        <w:trPr>
+          <w:cantSplit/>
+        </w:trPr>
         <w:tc>
           <w:tcPr>
             <w:tcW w:type="dxa" w:w="10080"/>
@@ -121,6 +124,9 @@
         <w:gridCol w:w="10080"/>
       </w:tblGrid>
       <w:tr>
+        <w:trPr>
+          <w:cantSplit/>
+        </w:trPr>
         <w:tc>
           <w:tcPr>
             <w:tcW w:type="dxa" w:w="10080"/>
@@ -139,20 +145,16 @@
             </w:pPr>
             <w:r>
               <w:rPr>
-                <w:rFonts w:ascii="Aptos" w:hAnsi="Aptos"/>
                 <w:b/>
                 <w:color w:val="17365D"/>
-                <w:sz w:val="21"/>
               </w:rPr>
               <w:t xml:space="preserve">Scope: </w:t>
             </w:r>
             <w:r>
               <w:rPr>
-                <w:rFonts w:ascii="Aptos" w:hAnsi="Aptos"/>
                 <w:color w:val="1F2937"/>
-                <w:sz w:val="21"/>
               </w:rPr>
-              <w:t>These notes follow the supplied Chapter 1 slide deck. Corrections and additions are clearly marked where the slide itself contains a numbering or content issue.</w:t>
+              <w:t>These notes follow the supplied Chapter 1 slide deck, including the vision/perception and natural language additions. Corrections are marked only where the current slide still contains a numbering or content issue.</w:t>
             </w:r>
           </w:p>
         </w:tc>
@@ -226,6 +228,9 @@
         <w:gridCol w:w="10080"/>
       </w:tblGrid>
       <w:tr>
+        <w:trPr>
+          <w:cantSplit/>
+        </w:trPr>
         <w:tc>
           <w:tcPr>
             <w:tcW w:type="dxa" w:w="10080"/>
@@ -279,6 +284,9 @@
         <w:gridCol w:w="10080"/>
       </w:tblGrid>
       <w:tr>
+        <w:trPr>
+          <w:cantSplit/>
+        </w:trPr>
         <w:tc>
           <w:tcPr>
             <w:tcW w:type="dxa" w:w="10080"/>
@@ -389,6 +397,9 @@
         <w:gridCol w:w="10080"/>
       </w:tblGrid>
       <w:tr>
+        <w:trPr>
+          <w:cantSplit/>
+        </w:trPr>
         <w:tc>
           <w:tcPr>
             <w:tcW w:type="dxa" w:w="10080"/>
@@ -499,6 +510,9 @@
         <w:gridCol w:w="10080"/>
       </w:tblGrid>
       <w:tr>
+        <w:trPr>
+          <w:cantSplit/>
+        </w:trPr>
         <w:tc>
           <w:tcPr>
             <w:tcW w:type="dxa" w:w="10080"/>
@@ -551,6 +565,9 @@
         <w:gridCol w:w="10080"/>
       </w:tblGrid>
       <w:tr>
+        <w:trPr>
+          <w:cantSplit/>
+        </w:trPr>
         <w:tc>
           <w:tcPr>
             <w:tcW w:type="dxa" w:w="10080"/>
@@ -618,6 +635,9 @@
         <w:gridCol w:w="10080"/>
       </w:tblGrid>
       <w:tr>
+        <w:trPr>
+          <w:cantSplit/>
+        </w:trPr>
         <w:tc>
           <w:tcPr>
             <w:tcW w:type="dxa" w:w="10080"/>
@@ -728,6 +748,9 @@
         <w:gridCol w:w="10080"/>
       </w:tblGrid>
       <w:tr>
+        <w:trPr>
+          <w:cantSplit/>
+        </w:trPr>
         <w:tc>
           <w:tcPr>
             <w:tcW w:type="dxa" w:w="10080"/>
@@ -780,6 +803,9 @@
         <w:gridCol w:w="10080"/>
       </w:tblGrid>
       <w:tr>
+        <w:trPr>
+          <w:cantSplit/>
+        </w:trPr>
         <w:tc>
           <w:tcPr>
             <w:tcW w:type="dxa" w:w="10080"/>
@@ -847,6 +873,9 @@
         <w:gridCol w:w="10080"/>
       </w:tblGrid>
       <w:tr>
+        <w:trPr>
+          <w:cantSplit/>
+        </w:trPr>
         <w:tc>
           <w:tcPr>
             <w:tcW w:type="dxa" w:w="10080"/>
@@ -965,6 +994,9 @@
         <w:gridCol w:w="10080"/>
       </w:tblGrid>
       <w:tr>
+        <w:trPr>
+          <w:cantSplit/>
+        </w:trPr>
         <w:tc>
           <w:tcPr>
             <w:tcW w:type="dxa" w:w="10080"/>
@@ -1017,6 +1049,9 @@
         <w:gridCol w:w="10080"/>
       </w:tblGrid>
       <w:tr>
+        <w:trPr>
+          <w:cantSplit/>
+        </w:trPr>
         <w:tc>
           <w:tcPr>
             <w:tcW w:type="dxa" w:w="10080"/>
@@ -1071,6 +1106,9 @@
         <w:gridCol w:w="10080"/>
       </w:tblGrid>
       <w:tr>
+        <w:trPr>
+          <w:cantSplit/>
+        </w:trPr>
         <w:tc>
           <w:tcPr>
             <w:tcW w:type="dxa" w:w="10080"/>
@@ -1189,6 +1227,9 @@
         <w:gridCol w:w="10080"/>
       </w:tblGrid>
       <w:tr>
+        <w:trPr>
+          <w:cantSplit/>
+        </w:trPr>
         <w:tc>
           <w:tcPr>
             <w:tcW w:type="dxa" w:w="10080"/>
@@ -1241,6 +1282,9 @@
         <w:gridCol w:w="10080"/>
       </w:tblGrid>
       <w:tr>
+        <w:trPr>
+          <w:cantSplit/>
+        </w:trPr>
         <w:tc>
           <w:tcPr>
             <w:tcW w:type="dxa" w:w="10080"/>
@@ -1308,6 +1352,9 @@
         <w:gridCol w:w="10080"/>
       </w:tblGrid>
       <w:tr>
+        <w:trPr>
+          <w:cantSplit/>
+        </w:trPr>
         <w:tc>
           <w:tcPr>
             <w:tcW w:type="dxa" w:w="10080"/>
@@ -1426,6 +1473,9 @@
         <w:gridCol w:w="10080"/>
       </w:tblGrid>
       <w:tr>
+        <w:trPr>
+          <w:cantSplit/>
+        </w:trPr>
         <w:tc>
           <w:tcPr>
             <w:tcW w:type="dxa" w:w="10080"/>
@@ -1478,6 +1528,9 @@
         <w:gridCol w:w="10080"/>
       </w:tblGrid>
       <w:tr>
+        <w:trPr>
+          <w:cantSplit/>
+        </w:trPr>
         <w:tc>
           <w:tcPr>
             <w:tcW w:type="dxa" w:w="10080"/>
@@ -1545,6 +1598,9 @@
         <w:gridCol w:w="10080"/>
       </w:tblGrid>
       <w:tr>
+        <w:trPr>
+          <w:cantSplit/>
+        </w:trPr>
         <w:tc>
           <w:tcPr>
             <w:tcW w:type="dxa" w:w="10080"/>
@@ -1655,6 +1711,9 @@
         <w:gridCol w:w="10080"/>
       </w:tblGrid>
       <w:tr>
+        <w:trPr>
+          <w:cantSplit/>
+        </w:trPr>
         <w:tc>
           <w:tcPr>
             <w:tcW w:type="dxa" w:w="10080"/>
@@ -1707,6 +1766,9 @@
         <w:gridCol w:w="10080"/>
       </w:tblGrid>
       <w:tr>
+        <w:trPr>
+          <w:cantSplit/>
+        </w:trPr>
         <w:tc>
           <w:tcPr>
             <w:tcW w:type="dxa" w:w="10080"/>
@@ -1774,6 +1836,9 @@
         <w:gridCol w:w="10080"/>
       </w:tblGrid>
       <w:tr>
+        <w:trPr>
+          <w:cantSplit/>
+        </w:trPr>
         <w:tc>
           <w:tcPr>
             <w:tcW w:type="dxa" w:w="10080"/>
@@ -1892,6 +1957,9 @@
         <w:gridCol w:w="10080"/>
       </w:tblGrid>
       <w:tr>
+        <w:trPr>
+          <w:cantSplit/>
+        </w:trPr>
         <w:tc>
           <w:tcPr>
             <w:tcW w:type="dxa" w:w="10080"/>
@@ -1944,6 +2012,9 @@
         <w:gridCol w:w="10080"/>
       </w:tblGrid>
       <w:tr>
+        <w:trPr>
+          <w:cantSplit/>
+        </w:trPr>
         <w:tc>
           <w:tcPr>
             <w:tcW w:type="dxa" w:w="10080"/>
@@ -1998,6 +2069,9 @@
         <w:gridCol w:w="10080"/>
       </w:tblGrid>
       <w:tr>
+        <w:trPr>
+          <w:cantSplit/>
+        </w:trPr>
         <w:tc>
           <w:tcPr>
             <w:tcW w:type="dxa" w:w="10080"/>
@@ -2116,6 +2190,9 @@
         <w:gridCol w:w="10080"/>
       </w:tblGrid>
       <w:tr>
+        <w:trPr>
+          <w:cantSplit/>
+        </w:trPr>
         <w:tc>
           <w:tcPr>
             <w:tcW w:type="dxa" w:w="10080"/>
@@ -2168,6 +2245,9 @@
         <w:gridCol w:w="10080"/>
       </w:tblGrid>
       <w:tr>
+        <w:trPr>
+          <w:cantSplit/>
+        </w:trPr>
         <w:tc>
           <w:tcPr>
             <w:tcW w:type="dxa" w:w="10080"/>
@@ -2235,6 +2315,9 @@
         <w:gridCol w:w="10080"/>
       </w:tblGrid>
       <w:tr>
+        <w:trPr>
+          <w:cantSplit/>
+        </w:trPr>
         <w:tc>
           <w:tcPr>
             <w:tcW w:type="dxa" w:w="10080"/>
@@ -2361,6 +2444,9 @@
         <w:gridCol w:w="10080"/>
       </w:tblGrid>
       <w:tr>
+        <w:trPr>
+          <w:cantSplit/>
+        </w:trPr>
         <w:tc>
           <w:tcPr>
             <w:tcW w:type="dxa" w:w="10080"/>
@@ -2413,6 +2499,9 @@
         <w:gridCol w:w="10080"/>
       </w:tblGrid>
       <w:tr>
+        <w:trPr>
+          <w:cantSplit/>
+        </w:trPr>
         <w:tc>
           <w:tcPr>
             <w:tcW w:type="dxa" w:w="10080"/>
@@ -2480,6 +2569,9 @@
         <w:gridCol w:w="10080"/>
       </w:tblGrid>
       <w:tr>
+        <w:trPr>
+          <w:cantSplit/>
+        </w:trPr>
         <w:tc>
           <w:tcPr>
             <w:tcW w:type="dxa" w:w="10080"/>
@@ -2606,6 +2698,9 @@
         <w:gridCol w:w="10080"/>
       </w:tblGrid>
       <w:tr>
+        <w:trPr>
+          <w:cantSplit/>
+        </w:trPr>
         <w:tc>
           <w:tcPr>
             <w:tcW w:type="dxa" w:w="10080"/>
@@ -2658,6 +2753,9 @@
         <w:gridCol w:w="10080"/>
       </w:tblGrid>
       <w:tr>
+        <w:trPr>
+          <w:cantSplit/>
+        </w:trPr>
         <w:tc>
           <w:tcPr>
             <w:tcW w:type="dxa" w:w="10080"/>
@@ -2725,6 +2823,9 @@
         <w:gridCol w:w="10080"/>
       </w:tblGrid>
       <w:tr>
+        <w:trPr>
+          <w:cantSplit/>
+        </w:trPr>
         <w:tc>
           <w:tcPr>
             <w:tcW w:type="dxa" w:w="10080"/>
@@ -2851,6 +2952,9 @@
         <w:gridCol w:w="10080"/>
       </w:tblGrid>
       <w:tr>
+        <w:trPr>
+          <w:cantSplit/>
+        </w:trPr>
         <w:tc>
           <w:tcPr>
             <w:tcW w:type="dxa" w:w="10080"/>
@@ -2903,6 +3007,9 @@
         <w:gridCol w:w="10080"/>
       </w:tblGrid>
       <w:tr>
+        <w:trPr>
+          <w:cantSplit/>
+        </w:trPr>
         <w:tc>
           <w:tcPr>
             <w:tcW w:type="dxa" w:w="10080"/>
@@ -2970,6 +3077,9 @@
         <w:gridCol w:w="10080"/>
       </w:tblGrid>
       <w:tr>
+        <w:trPr>
+          <w:cantSplit/>
+        </w:trPr>
         <w:tc>
           <w:tcPr>
             <w:tcW w:type="dxa" w:w="10080"/>
@@ -3238,6 +3348,9 @@
         <w:gridCol w:w="10080"/>
       </w:tblGrid>
       <w:tr>
+        <w:trPr>
+          <w:cantSplit/>
+        </w:trPr>
         <w:tc>
           <w:tcPr>
             <w:tcW w:type="dxa" w:w="10080"/>
@@ -3290,6 +3403,9 @@
         <w:gridCol w:w="10080"/>
       </w:tblGrid>
       <w:tr>
+        <w:trPr>
+          <w:cantSplit/>
+        </w:trPr>
         <w:tc>
           <w:tcPr>
             <w:tcW w:type="dxa" w:w="10080"/>
@@ -3357,6 +3473,9 @@
         <w:gridCol w:w="10080"/>
       </w:tblGrid>
       <w:tr>
+        <w:trPr>
+          <w:cantSplit/>
+        </w:trPr>
         <w:tc>
           <w:tcPr>
             <w:tcW w:type="dxa" w:w="10080"/>
@@ -3435,6 +3554,9 @@
         <w:gridCol w:w="10080"/>
       </w:tblGrid>
       <w:tr>
+        <w:trPr>
+          <w:cantSplit/>
+        </w:trPr>
         <w:tc>
           <w:tcPr>
             <w:tcW w:type="dxa" w:w="10080"/>
@@ -3528,6 +3650,9 @@
         <w:gridCol w:w="10080"/>
       </w:tblGrid>
       <w:tr>
+        <w:trPr>
+          <w:cantSplit/>
+        </w:trPr>
         <w:tc>
           <w:tcPr>
             <w:tcW w:type="dxa" w:w="10080"/>
@@ -3580,6 +3705,9 @@
         <w:gridCol w:w="10080"/>
       </w:tblGrid>
       <w:tr>
+        <w:trPr>
+          <w:cantSplit/>
+        </w:trPr>
         <w:tc>
           <w:tcPr>
             <w:tcW w:type="dxa" w:w="10080"/>
@@ -3634,6 +3762,9 @@
         <w:gridCol w:w="10080"/>
       </w:tblGrid>
       <w:tr>
+        <w:trPr>
+          <w:cantSplit/>
+        </w:trPr>
         <w:tc>
           <w:tcPr>
             <w:tcW w:type="dxa" w:w="10080"/>
@@ -3752,6 +3883,9 @@
         <w:gridCol w:w="10080"/>
       </w:tblGrid>
       <w:tr>
+        <w:trPr>
+          <w:cantSplit/>
+        </w:trPr>
         <w:tc>
           <w:tcPr>
             <w:tcW w:type="dxa" w:w="10080"/>
@@ -3804,6 +3938,9 @@
         <w:gridCol w:w="10080"/>
       </w:tblGrid>
       <w:tr>
+        <w:trPr>
+          <w:cantSplit/>
+        </w:trPr>
         <w:tc>
           <w:tcPr>
             <w:tcW w:type="dxa" w:w="10080"/>
@@ -3871,6 +4008,9 @@
         <w:gridCol w:w="10080"/>
       </w:tblGrid>
       <w:tr>
+        <w:trPr>
+          <w:cantSplit/>
+        </w:trPr>
         <w:tc>
           <w:tcPr>
             <w:tcW w:type="dxa" w:w="10080"/>
@@ -4005,6 +4145,9 @@
         <w:gridCol w:w="10080"/>
       </w:tblGrid>
       <w:tr>
+        <w:trPr>
+          <w:cantSplit/>
+        </w:trPr>
         <w:tc>
           <w:tcPr>
             <w:tcW w:type="dxa" w:w="10080"/>
@@ -4057,6 +4200,9 @@
         <w:gridCol w:w="10080"/>
       </w:tblGrid>
       <w:tr>
+        <w:trPr>
+          <w:cantSplit/>
+        </w:trPr>
         <w:tc>
           <w:tcPr>
             <w:tcW w:type="dxa" w:w="10080"/>
@@ -4124,6 +4270,9 @@
         <w:gridCol w:w="10080"/>
       </w:tblGrid>
       <w:tr>
+        <w:trPr>
+          <w:cantSplit/>
+        </w:trPr>
         <w:tc>
           <w:tcPr>
             <w:tcW w:type="dxa" w:w="10080"/>
@@ -4191,6 +4340,59 @@
         <w:t>Suggested time: 7 minutes</w:t>
       </w:r>
     </w:p>
+    <w:p>
+      <w:pPr>
+        <w:spacing w:after="0"/>
+      </w:pPr>
+    </w:p>
+    <w:p>
+      <w:pPr>
+        <w:pStyle w:val="SpeakerScript"/>
+      </w:pPr>
+      <w:r>
+        <w:t>Read-aloud speaker script</w:t>
+      </w:r>
+    </w:p>
+    <w:p>
+      <w:pPr>
+        <w:spacing w:after="160" w:line="259" w:lineRule="auto"/>
+      </w:pPr>
+      <w:r>
+        <w:t>Artificial intelligence did not emerge from a single discipline. Chapter 1 identifies eight foundations.</w:t>
+      </w:r>
+    </w:p>
+    <w:p>
+      <w:pPr>
+        <w:spacing w:after="160" w:line="259" w:lineRule="auto"/>
+      </w:pPr>
+      <w:r>
+        <w:t>Philosophy contributed questions about reasoning, knowledge, mind, action, and ethics. Mathematics supplied logic, probability, computability, and complexity. Economics contributed utility, game theory, and sequential decision-making.</w:t>
+      </w:r>
+    </w:p>
+    <w:p>
+      <w:pPr>
+        <w:spacing w:after="160" w:line="259" w:lineRule="auto"/>
+      </w:pPr>
+      <w:r>
+        <w:t>Neuroscience inspired computational models of neurons and learning. Psychology contributed experimental methods and information-processing models of cognition. Computer engineering supplied processors, memory, sensors, and specialized hardware.</w:t>
+      </w:r>
+    </w:p>
+    <w:p>
+      <w:pPr>
+        <w:spacing w:after="160" w:line="259" w:lineRule="auto"/>
+      </w:pPr>
+      <w:r>
+        <w:t>Control theory and cybernetics contributed feedback, self-regulation, and goal-directed behavior. Linguistics contributed formal models of syntax, semantics, and language understanding.</w:t>
+      </w:r>
+    </w:p>
+    <w:p>
+      <w:pPr>
+        <w:spacing w:after="160" w:line="259" w:lineRule="auto"/>
+      </w:pPr>
+      <w:r>
+        <w:t>These foundations address different parts of intelligence. Some explain how to reason, some how to learn, some how to act under uncertainty, and some how to implement the system physically. Modern AI combines them rather than relying on only one.</w:t>
+      </w:r>
+    </w:p>
     <w:tbl>
       <w:tblPr>
         <w:tblW w:type="auto" w:w="0"/>
@@ -4202,107 +4404,9 @@
         <w:gridCol w:w="10080"/>
       </w:tblGrid>
       <w:tr>
-        <w:tc>
-          <w:tcPr>
-            <w:tcW w:type="dxa" w:w="10080"/>
-            <w:shd w:fill="FCE8E6"/>
-            <w:tcMar>
-              <w:top w:w="120" w:type="dxa"/>
-              <w:start w:w="140" w:type="dxa"/>
-              <w:bottom w:w="120" w:type="dxa"/>
-              <w:end w:w="140" w:type="dxa"/>
-            </w:tcMar>
-            <w:vAlign w:val="center"/>
-          </w:tcPr>
-          <w:p>
-            <w:pPr>
-              <w:spacing w:after="0"/>
-            </w:pPr>
-            <w:r>
-              <w:rPr>
-                <w:rFonts w:ascii="Aptos" w:hAnsi="Aptos"/>
-                <w:b/>
-                <w:color w:val="9B1C1C"/>
-                <w:sz w:val="21"/>
-              </w:rPr>
-              <w:t xml:space="preserve">Before class: correct the slide: </w:t>
-            </w:r>
-            <w:r>
-              <w:rPr>
-                <w:rFonts w:ascii="Aptos" w:hAnsi="Aptos"/>
-                <w:color w:val="1F2937"/>
-                <w:sz w:val="21"/>
-              </w:rPr>
-              <w:t>The slide title should say 'Eight Disciplines.' Control Theory and Cybernetics is the eighth foundation.</w:t>
-            </w:r>
-          </w:p>
-        </w:tc>
-      </w:tr>
-    </w:tbl>
-    <w:p>
-      <w:pPr>
-        <w:spacing w:after="0"/>
-      </w:pPr>
-    </w:p>
-    <w:p>
-      <w:pPr>
-        <w:pStyle w:val="SpeakerScript"/>
-      </w:pPr>
-      <w:r>
-        <w:t>Read-aloud speaker script</w:t>
-      </w:r>
-    </w:p>
-    <w:p>
-      <w:pPr>
-        <w:spacing w:after="160" w:line="259" w:lineRule="auto"/>
-      </w:pPr>
-      <w:r>
-        <w:t>Artificial intelligence did not emerge from a single discipline. Chapter 1 identifies eight foundations.</w:t>
-      </w:r>
-    </w:p>
-    <w:p>
-      <w:pPr>
-        <w:spacing w:after="160" w:line="259" w:lineRule="auto"/>
-      </w:pPr>
-      <w:r>
-        <w:t>Philosophy contributed questions about reasoning, knowledge, mind, action, and ethics. Mathematics supplied logic, probability, computability, and complexity. Economics contributed utility, game theory, and sequential decision-making.</w:t>
-      </w:r>
-    </w:p>
-    <w:p>
-      <w:pPr>
-        <w:spacing w:after="160" w:line="259" w:lineRule="auto"/>
-      </w:pPr>
-      <w:r>
-        <w:t>Neuroscience inspired computational models of neurons and learning. Psychology contributed experimental methods and information-processing models of cognition. Computer engineering supplied processors, memory, sensors, and specialized hardware.</w:t>
-      </w:r>
-    </w:p>
-    <w:p>
-      <w:pPr>
-        <w:spacing w:after="160" w:line="259" w:lineRule="auto"/>
-      </w:pPr>
-      <w:r>
-        <w:t>Control theory and cybernetics contributed feedback, self-regulation, and goal-directed behavior. Linguistics contributed formal models of syntax, semantics, and language understanding.</w:t>
-      </w:r>
-    </w:p>
-    <w:p>
-      <w:pPr>
-        <w:spacing w:after="160" w:line="259" w:lineRule="auto"/>
-      </w:pPr>
-      <w:r>
-        <w:t>These foundations address different parts of intelligence. Some explain how to reason, some how to learn, some how to act under uncertainty, and some how to implement the system physically. Modern AI combines them rather than relying on only one.</w:t>
-      </w:r>
-    </w:p>
-    <w:tbl>
-      <w:tblPr>
-        <w:tblW w:type="auto" w:w="0"/>
-        <w:jc w:val="center"/>
-        <w:tblLayout w:type="autofit"/>
-        <w:tblLook w:firstColumn="1" w:firstRow="1" w:lastColumn="0" w:lastRow="0" w:noHBand="0" w:noVBand="1" w:val="04A0"/>
-      </w:tblPr>
-      <w:tblGrid>
-        <w:gridCol w:w="10080"/>
-      </w:tblGrid>
-      <w:tr>
+        <w:trPr>
+          <w:cantSplit/>
+        </w:trPr>
         <w:tc>
           <w:tcPr>
             <w:tcW w:type="dxa" w:w="10080"/>
@@ -4355,6 +4459,9 @@
         <w:gridCol w:w="10080"/>
       </w:tblGrid>
       <w:tr>
+        <w:trPr>
+          <w:cantSplit/>
+        </w:trPr>
         <w:tc>
           <w:tcPr>
             <w:tcW w:type="dxa" w:w="10080"/>
@@ -4422,6 +4529,9 @@
         <w:gridCol w:w="10080"/>
       </w:tblGrid>
       <w:tr>
+        <w:trPr>
+          <w:cantSplit/>
+        </w:trPr>
         <w:tc>
           <w:tcPr>
             <w:tcW w:type="dxa" w:w="10080"/>
@@ -4556,6 +4666,9 @@
         <w:gridCol w:w="10080"/>
       </w:tblGrid>
       <w:tr>
+        <w:trPr>
+          <w:cantSplit/>
+        </w:trPr>
         <w:tc>
           <w:tcPr>
             <w:tcW w:type="dxa" w:w="10080"/>
@@ -4608,6 +4721,9 @@
         <w:gridCol w:w="10080"/>
       </w:tblGrid>
       <w:tr>
+        <w:trPr>
+          <w:cantSplit/>
+        </w:trPr>
         <w:tc>
           <w:tcPr>
             <w:tcW w:type="dxa" w:w="10080"/>
@@ -4675,6 +4791,9 @@
         <w:gridCol w:w="10080"/>
       </w:tblGrid>
       <w:tr>
+        <w:trPr>
+          <w:cantSplit/>
+        </w:trPr>
         <w:tc>
           <w:tcPr>
             <w:tcW w:type="dxa" w:w="10080"/>
@@ -4801,6 +4920,9 @@
         <w:gridCol w:w="10080"/>
       </w:tblGrid>
       <w:tr>
+        <w:trPr>
+          <w:cantSplit/>
+        </w:trPr>
         <w:tc>
           <w:tcPr>
             <w:tcW w:type="dxa" w:w="10080"/>
@@ -4853,6 +4975,9 @@
         <w:gridCol w:w="10080"/>
       </w:tblGrid>
       <w:tr>
+        <w:trPr>
+          <w:cantSplit/>
+        </w:trPr>
         <w:tc>
           <w:tcPr>
             <w:tcW w:type="dxa" w:w="10080"/>
@@ -4920,6 +5045,9 @@
         <w:gridCol w:w="10080"/>
       </w:tblGrid>
       <w:tr>
+        <w:trPr>
+          <w:cantSplit/>
+        </w:trPr>
         <w:tc>
           <w:tcPr>
             <w:tcW w:type="dxa" w:w="10080"/>
@@ -5054,6 +5182,9 @@
         <w:gridCol w:w="10080"/>
       </w:tblGrid>
       <w:tr>
+        <w:trPr>
+          <w:cantSplit/>
+        </w:trPr>
         <w:tc>
           <w:tcPr>
             <w:tcW w:type="dxa" w:w="10080"/>
@@ -5106,6 +5237,9 @@
         <w:gridCol w:w="10080"/>
       </w:tblGrid>
       <w:tr>
+        <w:trPr>
+          <w:cantSplit/>
+        </w:trPr>
         <w:tc>
           <w:tcPr>
             <w:tcW w:type="dxa" w:w="10080"/>
@@ -5173,6 +5307,9 @@
         <w:gridCol w:w="10080"/>
       </w:tblGrid>
       <w:tr>
+        <w:trPr>
+          <w:cantSplit/>
+        </w:trPr>
         <w:tc>
           <w:tcPr>
             <w:tcW w:type="dxa" w:w="10080"/>
@@ -5291,6 +5428,9 @@
         <w:gridCol w:w="10080"/>
       </w:tblGrid>
       <w:tr>
+        <w:trPr>
+          <w:cantSplit/>
+        </w:trPr>
         <w:tc>
           <w:tcPr>
             <w:tcW w:type="dxa" w:w="10080"/>
@@ -5343,6 +5483,9 @@
         <w:gridCol w:w="10080"/>
       </w:tblGrid>
       <w:tr>
+        <w:trPr>
+          <w:cantSplit/>
+        </w:trPr>
         <w:tc>
           <w:tcPr>
             <w:tcW w:type="dxa" w:w="10080"/>
@@ -5410,6 +5553,9 @@
         <w:gridCol w:w="10080"/>
       </w:tblGrid>
       <w:tr>
+        <w:trPr>
+          <w:cantSplit/>
+        </w:trPr>
         <w:tc>
           <w:tcPr>
             <w:tcW w:type="dxa" w:w="10080"/>
@@ -5544,6 +5690,9 @@
         <w:gridCol w:w="10080"/>
       </w:tblGrid>
       <w:tr>
+        <w:trPr>
+          <w:cantSplit/>
+        </w:trPr>
         <w:tc>
           <w:tcPr>
             <w:tcW w:type="dxa" w:w="10080"/>
@@ -5596,6 +5745,9 @@
         <w:gridCol w:w="10080"/>
       </w:tblGrid>
       <w:tr>
+        <w:trPr>
+          <w:cantSplit/>
+        </w:trPr>
         <w:tc>
           <w:tcPr>
             <w:tcW w:type="dxa" w:w="10080"/>
@@ -5663,6 +5815,9 @@
         <w:gridCol w:w="10080"/>
       </w:tblGrid>
       <w:tr>
+        <w:trPr>
+          <w:cantSplit/>
+        </w:trPr>
         <w:tc>
           <w:tcPr>
             <w:tcW w:type="dxa" w:w="10080"/>
@@ -5797,6 +5952,9 @@
         <w:gridCol w:w="10080"/>
       </w:tblGrid>
       <w:tr>
+        <w:trPr>
+          <w:cantSplit/>
+        </w:trPr>
         <w:tc>
           <w:tcPr>
             <w:tcW w:type="dxa" w:w="10080"/>
@@ -5849,6 +6007,9 @@
         <w:gridCol w:w="10080"/>
       </w:tblGrid>
       <w:tr>
+        <w:trPr>
+          <w:cantSplit/>
+        </w:trPr>
         <w:tc>
           <w:tcPr>
             <w:tcW w:type="dxa" w:w="10080"/>
@@ -5916,6 +6077,9 @@
         <w:gridCol w:w="10080"/>
       </w:tblGrid>
       <w:tr>
+        <w:trPr>
+          <w:cantSplit/>
+        </w:trPr>
         <w:tc>
           <w:tcPr>
             <w:tcW w:type="dxa" w:w="10080"/>
@@ -6058,6 +6222,9 @@
         <w:gridCol w:w="10080"/>
       </w:tblGrid>
       <w:tr>
+        <w:trPr>
+          <w:cantSplit/>
+        </w:trPr>
         <w:tc>
           <w:tcPr>
             <w:tcW w:type="dxa" w:w="10080"/>
@@ -6110,6 +6277,9 @@
         <w:gridCol w:w="10080"/>
       </w:tblGrid>
       <w:tr>
+        <w:trPr>
+          <w:cantSplit/>
+        </w:trPr>
         <w:tc>
           <w:tcPr>
             <w:tcW w:type="dxa" w:w="10080"/>
@@ -6163,8 +6333,73 @@
     </w:tbl>
     <w:p>
       <w:pPr>
-        <w:spacing w:after="0"/>
-      </w:pPr>
+        <w:pStyle w:val="SlideHeading"/>
+      </w:pPr>
+      <w:r>
+        <w:t>Slide 28 - Vision / Perception: Seeing the World</w:t>
+      </w:r>
+    </w:p>
+    <w:p>
+      <w:pPr/>
+      <w:r>
+        <w:t>Suggested time: 7 minutes</w:t>
+      </w:r>
+    </w:p>
+    <w:p>
+      <w:pPr>
+        <w:pStyle w:val="SpeakerScript"/>
+      </w:pPr>
+      <w:r>
+        <w:t>Read-aloud speaker script</w:t>
+      </w:r>
+    </w:p>
+    <w:p>
+      <w:pPr/>
+      <w:r>
+        <w:t>Computer vision is the area of AI concerned with interpreting visual input. A camera provides a stream of pixel values, but pixels alone do not tell an agent what objects are present, where they are located, or what those objects mean for the current task.</w:t>
+      </w:r>
+    </w:p>
+    <w:p>
+      <w:pPr/>
+      <w:r>
+        <w:t>Object recognition identifies what appears in an image. The system may label a pedestrian, vehicle, tumor, tool, or traffic sign. Recognition is useful, but it is only the first layer of perception.</w:t>
+      </w:r>
+    </w:p>
+    <w:p>
+      <w:pPr/>
+      <w:r>
+        <w:t>Scene understanding examines relationships among objects. A self-driving vehicle must distinguish a pedestrian standing safely on a sidewalk from a pedestrian moving into the road. The same objects are present in both scenes, but their relationships and likely future behavior are different.</w:t>
+      </w:r>
+    </w:p>
+    <w:p>
+      <w:pPr/>
+      <w:r>
+        <w:t>Tracking follows objects across time. Instead of treating each video frame independently, the system estimates where an object came from, where it is moving, and whether it is accelerating, stopping, or changing direction.</w:t>
+      </w:r>
+    </w:p>
+    <w:p>
+      <w:pPr/>
+      <w:r>
+        <w:t>Visual grounding connects perception to language and action. If a person tells a robot to pick up the red cup beside the laptop, the system must connect those words to a specific object and then plan a safe physical action.</w:t>
+      </w:r>
+    </w:p>
+    <w:p>
+      <w:pPr/>
+      <w:r>
+        <w:t>This connects directly to the Total Turing Test. A machine that interacts in the physical world needs computer vision and speech recognition to perceive people and objects, while robotics allows it to move and manipulate those objects.</w:t>
+      </w:r>
+    </w:p>
+    <w:p>
+      <w:pPr/>
+      <w:r>
+        <w:t>The important limitation is that recognition is not the same as understanding. A system may classify objects accurately on a benchmark and still fail under unusual lighting, unfamiliar viewpoints, adversarial inputs, or situations that differ from its training data.</w:t>
+      </w:r>
+    </w:p>
+    <w:p>
+      <w:pPr/>
+      <w:r>
+        <w:t>The key idea is that perception converts raw sensor data into information an agent can use. Vision becomes useful when it is combined with knowledge, prediction, reasoning, learning, and action.</w:t>
+      </w:r>
     </w:p>
     <w:tbl>
       <w:tblPr>
@@ -6177,6 +6412,114 @@
         <w:gridCol w:w="10080"/>
       </w:tblGrid>
       <w:tr>
+        <w:trPr>
+          <w:cantSplit/>
+        </w:trPr>
+        <w:tc>
+          <w:tcPr>
+            <w:tcW w:type="dxa" w:w="10080"/>
+            <w:shd w:fill="FFF2DD"/>
+            <w:tcMar>
+              <w:top w:w="120" w:type="dxa"/>
+              <w:start w:w="140" w:type="dxa"/>
+              <w:bottom w:w="120" w:type="dxa"/>
+              <w:end w:w="140" w:type="dxa"/>
+            </w:tcMar>
+            <w:vAlign w:val="center"/>
+          </w:tcPr>
+          <w:p>
+            <w:pPr>
+              <w:spacing w:after="0"/>
+            </w:pPr>
+            <w:r>
+              <w:rPr>
+                <w:b/>
+                <w:color w:val="8A4B08"/>
+              </w:rPr>
+              <w:t xml:space="preserve">Teaching cue: </w:t>
+            </w:r>
+            <w:r>
+              <w:rPr>
+                <w:color w:val="1F2937"/>
+              </w:rPr>
+              <w:t>Show a short image or video and ask students to separate four stages: recognizing objects, understanding the scene, tracking movement, and deciding what action should follow.</w:t>
+            </w:r>
+          </w:p>
+        </w:tc>
+      </w:tr>
+    </w:tbl>
+    <w:p>
+      <w:pPr/>
+    </w:p>
+    <w:tbl>
+      <w:tblPr>
+        <w:tblW w:type="auto" w:w="0"/>
+        <w:jc w:val="center"/>
+        <w:tblLook w:firstColumn="1" w:firstRow="1" w:lastColumn="0" w:lastRow="0" w:noHBand="0" w:noVBand="1" w:val="04A0"/>
+      </w:tblPr>
+      <w:tblGrid>
+        <w:gridCol w:w="10080"/>
+      </w:tblGrid>
+      <w:tr>
+        <w:trPr>
+          <w:cantSplit/>
+        </w:trPr>
+        <w:tc>
+          <w:tcPr>
+            <w:tcW w:type="dxa" w:w="10080"/>
+            <w:shd w:fill="EAF0F7"/>
+            <w:tcMar>
+              <w:top w:w="120" w:type="dxa"/>
+              <w:start w:w="140" w:type="dxa"/>
+              <w:bottom w:w="120" w:type="dxa"/>
+              <w:end w:w="140" w:type="dxa"/>
+            </w:tcMar>
+          </w:tcPr>
+          <w:p>
+            <w:r>
+              <w:rPr>
+                <w:b/>
+                <w:color w:val="17365D"/>
+              </w:rPr>
+              <w:t>Ask the class</w:t>
+            </w:r>
+          </w:p>
+          <w:p>
+            <w:pPr>
+              <w:pStyle w:val="ListBullet"/>
+            </w:pPr>
+            <w:r>
+              <w:t>Can a system correctly identify every object in an image and still misunderstand the situation?</w:t>
+            </w:r>
+          </w:p>
+          <w:p>
+            <w:pPr>
+              <w:pStyle w:val="ListBullet"/>
+            </w:pPr>
+            <w:r>
+              <w:t>Why must an autonomous vehicle predict movement rather than only recognize objects?</w:t>
+            </w:r>
+          </w:p>
+        </w:tc>
+      </w:tr>
+    </w:tbl>
+    <w:p>
+      <w:pPr/>
+    </w:p>
+    <w:tbl>
+      <w:tblPr>
+        <w:tblW w:type="auto" w:w="0"/>
+        <w:jc w:val="center"/>
+        <w:tblLayout w:type="autofit"/>
+        <w:tblLook w:firstColumn="1" w:firstRow="1" w:lastColumn="0" w:lastRow="0" w:noHBand="0" w:noVBand="1" w:val="04A0"/>
+      </w:tblPr>
+      <w:tblGrid>
+        <w:gridCol w:w="10080"/>
+      </w:tblGrid>
+      <w:tr>
+        <w:trPr>
+          <w:cantSplit/>
+        </w:trPr>
         <w:tc>
           <w:tcPr>
             <w:tcW w:type="dxa" w:w="10080"/>
@@ -6195,41 +6538,33 @@
             </w:pPr>
             <w:r>
               <w:rPr>
-                <w:rFonts w:ascii="Aptos" w:hAnsi="Aptos"/>
                 <w:b/>
                 <w:color w:val="17365D"/>
-                <w:sz w:val="21"/>
               </w:rPr>
               <w:t xml:space="preserve">Transition: </w:t>
             </w:r>
             <w:r>
               <w:rPr>
-                <w:rFonts w:ascii="Aptos" w:hAnsi="Aptos"/>
                 <w:color w:val="1F2937"/>
-                <w:sz w:val="21"/>
               </w:rPr>
-              <w:t>The next slide shifts from historical methods to the specialized tasks AI systems can perform successfully.</w:t>
+              <w:t>The next slide broadens from visual perception to the wider set of specialized tasks that Chapter 1 describes as the state of the art.</w:t>
             </w:r>
           </w:p>
         </w:tc>
       </w:tr>
     </w:tbl>
     <w:p>
-      <w:pPr>
-        <w:spacing w:after="0"/>
-      </w:pPr>
-    </w:p>
-    <w:p>
+      <w:pPr/>
+    </w:p>
+    <w:p>
+      <w:pPr/>
+    </w:p>
+    <w:p>
+      <w:pPr>
+        <w:pStyle w:val="SlideHeading"/>
+      </w:pPr>
       <w:r>
-        <w:br w:type="page"/>
-      </w:r>
-    </w:p>
-    <w:p>
-      <w:pPr>
-        <w:pStyle w:val="SlideHeading"/>
-      </w:pPr>
-      <w:r>
-        <w:t>Slide 28 - State of the Art - What AI Can Do</w:t>
+        <w:t>Slide 29 - State of the Art - What AI Can Do</w:t>
       </w:r>
     </w:p>
     <w:p>
@@ -6257,7 +6592,7 @@
         <w:spacing w:after="160" w:line="259" w:lineRule="auto"/>
       </w:pPr>
       <w:r>
-        <w:t>Chapter 1 describes strong performance in perception, language, games, planning, robotics, science, and medicine. On specific benchmarks, systems matched or exceeded reported human performance in object recognition, speech recognition, translation, and question answering.</w:t>
+        <w:t>This slide surveys the broader state of the art. Chapter 1 reports strong specialized performance in perception, language, games, planning, robotics, science, and medicine.</w:t>
       </w:r>
     </w:p>
     <w:p>
@@ -6265,7 +6600,7 @@
         <w:spacing w:after="160" w:line="259" w:lineRule="auto"/>
       </w:pPr>
       <w:r>
-        <w:t>Game systems achieved major results in chess, Go, poker, StarCraft II, and Dota 2. Planning systems supported spacecraft operation and logistics. Autonomous vehicles combine perception, localization, prediction, planning, and control.</w:t>
+        <w:t>Game systems achieved major results in chess, Go, poker, StarCraft II, and Dota 2. Planning systems supported spacecraft operations and logistics, while autonomous vehicles combine perception, prediction, planning, and control.</w:t>
       </w:r>
     </w:p>
     <w:p>
@@ -6273,7 +6608,7 @@
         <w:spacing w:after="160" w:line="259" w:lineRule="auto"/>
       </w:pPr>
       <w:r>
-        <w:t>In medicine and science, systems identified patterns in images and large datasets. The LYNA example showed that a human-AI team could outperform either the human or the system working alone.</w:t>
+        <w:t>In science and medicine, AI systems identified patterns in images and large datasets. The LYNA example showed that a human-AI team could outperform either the human or the system working alone.</w:t>
       </w:r>
     </w:p>
     <w:p>
@@ -6281,7 +6616,7 @@
         <w:spacing w:after="160" w:line="259" w:lineRule="auto"/>
       </w:pPr>
       <w:r>
-        <w:t>The qualification is essential: these are specialized achievements. A system that exceeds humans on one dataset or game does not automatically possess broad understanding or the ability to transfer its competence to unrelated tasks.</w:t>
+        <w:t>The qualification is essential: these are specialized achievements. Success on one dataset, game, or diagnostic task does not automatically transfer to unrelated problems.</w:t>
       </w:r>
     </w:p>
     <w:p>
@@ -6289,7 +6624,7 @@
         <w:spacing w:after="160" w:line="259" w:lineRule="auto"/>
       </w:pPr>
       <w:r>
-        <w:t>Benchmark performance is evidence about a defined task under defined conditions. It should not be treated as proof of consciousness, general intelligence, or complete real-world reliability.</w:t>
+        <w:t>Benchmark performance is evidence about a defined task under defined conditions. It is not proof of consciousness, general intelligence, or complete real-world reliability.</w:t>
       </w:r>
     </w:p>
     <w:tbl>
@@ -6303,6 +6638,9 @@
         <w:gridCol w:w="10080"/>
       </w:tblGrid>
       <w:tr>
+        <w:trPr>
+          <w:cantSplit/>
+        </w:trPr>
         <w:tc>
           <w:tcPr>
             <w:tcW w:type="dxa" w:w="10080"/>
@@ -6321,20 +6659,16 @@
             </w:pPr>
             <w:r>
               <w:rPr>
-                <w:rFonts w:ascii="Aptos" w:hAnsi="Aptos"/>
                 <w:b/>
                 <w:color w:val="8A4B08"/>
-                <w:sz w:val="21"/>
               </w:rPr>
               <w:t xml:space="preserve">Teaching cue: </w:t>
             </w:r>
             <w:r>
               <w:rPr>
-                <w:rFonts w:ascii="Aptos" w:hAnsi="Aptos"/>
                 <w:color w:val="1F2937"/>
-                <w:sz w:val="21"/>
               </w:rPr>
-              <w:t>Label AlphaFold and other post-textbook examples as supplemental modern examples if you want strict separation between the chapter and newer developments.</w:t>
+              <w:t>Use one example from each area and emphasize that the performance is specialized.</w:t>
             </w:r>
           </w:p>
         </w:tc>
@@ -6355,6 +6689,9 @@
         <w:gridCol w:w="10080"/>
       </w:tblGrid>
       <w:tr>
+        <w:trPr>
+          <w:cantSplit/>
+        </w:trPr>
         <w:tc>
           <w:tcPr>
             <w:tcW w:type="dxa" w:w="10080"/>
@@ -6408,8 +6745,79 @@
     </w:tbl>
     <w:p>
       <w:pPr>
-        <w:spacing w:after="0"/>
-      </w:pPr>
+        <w:pStyle w:val="SlideHeading"/>
+      </w:pPr>
+      <w:r>
+        <w:t>Slide 30 - Risks and Benefits of AI</w:t>
+      </w:r>
+    </w:p>
+    <w:p>
+      <w:pPr>
+        <w:spacing w:after="200"/>
+      </w:pPr>
+      <w:r>
+        <w:rPr>
+          <w:b/>
+          <w:color w:val="17365D"/>
+        </w:rPr>
+        <w:t>Suggested time: 9 minutes</w:t>
+      </w:r>
+    </w:p>
+    <w:p>
+      <w:pPr>
+        <w:pStyle w:val="SpeakerScript"/>
+      </w:pPr>
+      <w:r>
+        <w:t>Read-aloud speaker script</w:t>
+      </w:r>
+    </w:p>
+    <w:p>
+      <w:pPr>
+        <w:spacing w:after="160" w:line="259" w:lineRule="auto"/>
+      </w:pPr>
+      <w:r>
+        <w:t>AI is a dual-use technology. The same capability can support a beneficial application or a harmful one, depending on the objective, data, operator, environment, and safeguards.</w:t>
+      </w:r>
+    </w:p>
+    <w:p>
+      <w:pPr>
+        <w:spacing w:after="160" w:line="259" w:lineRule="auto"/>
+      </w:pPr>
+      <w:r>
+        <w:t>Potential benefits include reducing repetitive work, increasing production, accelerating scientific research, supporting medical diagnosis, improving navigation and translation, and expanding accessibility. These benefits may come through automation or through augmentation of human judgment.</w:t>
+      </w:r>
+    </w:p>
+    <w:p>
+      <w:pPr>
+        <w:spacing w:after="160" w:line="259" w:lineRule="auto"/>
+      </w:pPr>
+      <w:r>
+        <w:t>The risks include lethal autonomous weapons, mass surveillance, biased decisions, employment disruption, safety-critical failures, and cybersecurity misuse. A model trained on historical decisions may reproduce or amplify historical inequities even when developers do not explicitly intend discrimination.</w:t>
+      </w:r>
+    </w:p>
+    <w:p>
+      <w:pPr>
+        <w:spacing w:after="160" w:line="259" w:lineRule="auto"/>
+      </w:pPr>
+      <w:r>
+        <w:t>Persuasion and manipulation are another distinct risk. Personalization can help users find relevant information, but the same methods can select messages, timing, and emotional appeals designed to influence beliefs or behavior for someone else's objective.</w:t>
+      </w:r>
+    </w:p>
+    <w:p>
+      <w:pPr>
+        <w:spacing w:after="160" w:line="259" w:lineRule="auto"/>
+      </w:pPr>
+      <w:r>
+        <w:t>In cybersecurity, AI can help defenders identify suspicious activity, but it can also lower the cost of phishing, malware creation, target selection, and adaptive attacks. Reinforcement-learning-powered misuse would mean testing strategies, observing which ones succeed, and improving future attempts.</w:t>
+      </w:r>
+    </w:p>
+    <w:p>
+      <w:pPr>
+        <w:spacing w:after="160" w:line="259" w:lineRule="auto"/>
+      </w:pPr>
+      <w:r>
+        <w:t>The key point is not that AI is inherently good or bad. Its impact depends on technical design, organizational oversight, professional standards, law, and governance.</w:t>
+      </w:r>
     </w:p>
     <w:tbl>
       <w:tblPr>
@@ -6422,140 +6830,9 @@
         <w:gridCol w:w="10080"/>
       </w:tblGrid>
       <w:tr>
-        <w:tc>
-          <w:tcPr>
-            <w:tcW w:type="dxa" w:w="10080"/>
-            <w:shd w:fill="F3F4F6"/>
-            <w:tcMar>
-              <w:top w:w="120" w:type="dxa"/>
-              <w:start w:w="140" w:type="dxa"/>
-              <w:bottom w:w="120" w:type="dxa"/>
-              <w:end w:w="140" w:type="dxa"/>
-            </w:tcMar>
-            <w:vAlign w:val="center"/>
-          </w:tcPr>
-          <w:p>
-            <w:pPr>
-              <w:spacing w:after="0"/>
-            </w:pPr>
-            <w:r>
-              <w:rPr>
-                <w:rFonts w:ascii="Aptos" w:hAnsi="Aptos"/>
-                <w:b/>
-                <w:color w:val="17365D"/>
-                <w:sz w:val="21"/>
-              </w:rPr>
-              <w:t xml:space="preserve">Transition: </w:t>
-            </w:r>
-            <w:r>
-              <w:rPr>
-                <w:rFonts w:ascii="Aptos" w:hAnsi="Aptos"/>
-                <w:color w:val="1F2937"/>
-                <w:sz w:val="21"/>
-              </w:rPr>
-              <w:t>Powerful specialized capabilities create both benefits and risks, depending on how they are designed and deployed.</w:t>
-            </w:r>
-          </w:p>
-        </w:tc>
-      </w:tr>
-    </w:tbl>
-    <w:p>
-      <w:pPr>
-        <w:spacing w:after="0"/>
-      </w:pPr>
-    </w:p>
-    <w:p>
-      <w:r>
-        <w:br w:type="page"/>
-      </w:r>
-    </w:p>
-    <w:p>
-      <w:pPr>
-        <w:pStyle w:val="SlideHeading"/>
-      </w:pPr>
-      <w:r>
-        <w:t>Slide 29 - Risks and Benefits of AI</w:t>
-      </w:r>
-    </w:p>
-    <w:p>
-      <w:pPr>
-        <w:spacing w:after="200"/>
-      </w:pPr>
-      <w:r>
-        <w:rPr>
-          <w:b/>
-          <w:color w:val="17365D"/>
-        </w:rPr>
-        <w:t>Suggested time: 9 minutes</w:t>
-      </w:r>
-    </w:p>
-    <w:p>
-      <w:pPr>
-        <w:pStyle w:val="SpeakerScript"/>
-      </w:pPr>
-      <w:r>
-        <w:t>Read-aloud speaker script</w:t>
-      </w:r>
-    </w:p>
-    <w:p>
-      <w:pPr>
-        <w:spacing w:after="160" w:line="259" w:lineRule="auto"/>
-      </w:pPr>
-      <w:r>
-        <w:t>AI is a dual-use technology. The same capability can support a beneficial application or a harmful one, depending on the objective, data, operator, environment, and safeguards.</w:t>
-      </w:r>
-    </w:p>
-    <w:p>
-      <w:pPr>
-        <w:spacing w:after="160" w:line="259" w:lineRule="auto"/>
-      </w:pPr>
-      <w:r>
-        <w:t>Potential benefits include reducing repetitive work, increasing production, accelerating scientific research, supporting medical diagnosis, improving navigation and translation, and expanding accessibility. These benefits may come through automation or through augmentation of human judgment.</w:t>
-      </w:r>
-    </w:p>
-    <w:p>
-      <w:pPr>
-        <w:spacing w:after="160" w:line="259" w:lineRule="auto"/>
-      </w:pPr>
-      <w:r>
-        <w:t>The risks include lethal autonomous weapons, mass surveillance, biased decisions, employment disruption, safety-critical failures, and cybersecurity misuse. A model trained on historical decisions may reproduce or amplify historical inequities even when developers do not explicitly intend discrimination.</w:t>
-      </w:r>
-    </w:p>
-    <w:p>
-      <w:pPr>
-        <w:spacing w:after="160" w:line="259" w:lineRule="auto"/>
-      </w:pPr>
-      <w:r>
-        <w:t>Persuasion and manipulation are another distinct risk. Personalization can help users find relevant information, but the same methods can select messages, timing, and emotional appeals designed to influence beliefs or behavior for someone else's objective.</w:t>
-      </w:r>
-    </w:p>
-    <w:p>
-      <w:pPr>
-        <w:spacing w:after="160" w:line="259" w:lineRule="auto"/>
-      </w:pPr>
-      <w:r>
-        <w:t>In cybersecurity, AI can help defenders identify suspicious activity, but it can also lower the cost of phishing, malware creation, target selection, and adaptive attacks. Reinforcement-learning-powered misuse would mean testing strategies, observing which ones succeed, and improving future attempts.</w:t>
-      </w:r>
-    </w:p>
-    <w:p>
-      <w:pPr>
-        <w:spacing w:after="160" w:line="259" w:lineRule="auto"/>
-      </w:pPr>
-      <w:r>
-        <w:t>The key point is not that AI is inherently good or bad. Its impact depends on technical design, organizational oversight, professional standards, law, and governance.</w:t>
-      </w:r>
-    </w:p>
-    <w:tbl>
-      <w:tblPr>
-        <w:tblW w:type="auto" w:w="0"/>
-        <w:jc w:val="center"/>
-        <w:tblLayout w:type="autofit"/>
-        <w:tblLook w:firstColumn="1" w:firstRow="1" w:lastColumn="0" w:lastRow="0" w:noHBand="0" w:noVBand="1" w:val="04A0"/>
-      </w:tblPr>
-      <w:tblGrid>
-        <w:gridCol w:w="10080"/>
-      </w:tblGrid>
-      <w:tr>
+        <w:trPr>
+          <w:cantSplit/>
+        </w:trPr>
         <w:tc>
           <w:tcPr>
             <w:tcW w:type="dxa" w:w="10080"/>
@@ -6608,6 +6885,9 @@
         <w:gridCol w:w="10080"/>
       </w:tblGrid>
       <w:tr>
+        <w:trPr>
+          <w:cantSplit/>
+        </w:trPr>
         <w:tc>
           <w:tcPr>
             <w:tcW w:type="dxa" w:w="10080"/>
@@ -6675,6 +6955,9 @@
         <w:gridCol w:w="10080"/>
       </w:tblGrid>
       <w:tr>
+        <w:trPr>
+          <w:cantSplit/>
+        </w:trPr>
         <w:tc>
           <w:tcPr>
             <w:tcW w:type="dxa" w:w="10080"/>
@@ -6727,7 +7010,7 @@
         <w:pStyle w:val="SlideHeading"/>
       </w:pPr>
       <w:r>
-        <w:t>Slide 30 - HLAI, AGI, ASI, and the Gorilla Problem</w:t>
+        <w:t>Slide 31 - HLAI, AGI, ASI, and the Gorilla Problem</w:t>
       </w:r>
     </w:p>
     <w:p>
@@ -6801,6 +7084,9 @@
         <w:gridCol w:w="10080"/>
       </w:tblGrid>
       <w:tr>
+        <w:trPr>
+          <w:cantSplit/>
+        </w:trPr>
         <w:tc>
           <w:tcPr>
             <w:tcW w:type="dxa" w:w="10080"/>
@@ -6853,6 +7139,9 @@
         <w:gridCol w:w="10080"/>
       </w:tblGrid>
       <w:tr>
+        <w:trPr>
+          <w:cantSplit/>
+        </w:trPr>
         <w:tc>
           <w:tcPr>
             <w:tcW w:type="dxa" w:w="10080"/>
@@ -6920,6 +7209,9 @@
         <w:gridCol w:w="10080"/>
       </w:tblGrid>
       <w:tr>
+        <w:trPr>
+          <w:cantSplit/>
+        </w:trPr>
         <w:tc>
           <w:tcPr>
             <w:tcW w:type="dxa" w:w="10080"/>
@@ -6972,7 +7264,7 @@
         <w:pStyle w:val="SlideHeading"/>
       </w:pPr>
       <w:r>
-        <w:t>Slide 31 - Natural Language: Communication and Understanding</w:t>
+        <w:t>Slide 32 - Natural Language: Communication and Understanding</w:t>
       </w:r>
     </w:p>
     <w:p>
@@ -7054,7 +7346,7 @@
         <w:pStyle w:val="SlideHeading"/>
       </w:pPr>
       <w:r>
-        <w:t>Slide 32 - Chapter 1 Summary</w:t>
+        <w:t>Slide 33 - Chapter 1 Summary</w:t>
       </w:r>
     </w:p>
     <w:p>
@@ -7080,6 +7372,9 @@
         <w:gridCol w:w="10080"/>
       </w:tblGrid>
       <w:tr>
+        <w:trPr>
+          <w:cantSplit/>
+        </w:trPr>
         <w:tc>
           <w:tcPr>
             <w:tcW w:type="dxa" w:w="10080"/>
@@ -7151,7 +7446,7 @@
         <w:spacing w:after="160" w:line="259" w:lineRule="auto"/>
       </w:pPr>
       <w:r>
-        <w:t>AI draws on eight foundations: philosophy, mathematics, economics, neuroscience, psychology, computer engineering, control theory and cybernetics, and linguistics. Natural language is a useful example because it combines communication, representation, reasoning, learning, and world knowledge.</w:t>
+        <w:t>AI draws on eight foundations: philosophy, mathematics, economics, neuroscience, psychology, computer engineering, control theory and cybernetics, and linguistics. Vision and natural language show how these foundations combine perception, representation, reasoning, learning, context, and action.</w:t>
       </w:r>
     </w:p>
     <w:p>
@@ -7181,6 +7476,9 @@
         <w:gridCol w:w="10080"/>
       </w:tblGrid>
       <w:tr>
+        <w:trPr>
+          <w:cantSplit/>
+        </w:trPr>
         <w:tc>
           <w:tcPr>
             <w:tcW w:type="dxa" w:w="10080"/>
@@ -7233,6 +7531,9 @@
         <w:gridCol w:w="10080"/>
       </w:tblGrid>
       <w:tr>
+        <w:trPr>
+          <w:cantSplit/>
+        </w:trPr>
         <w:tc>
           <w:tcPr>
             <w:tcW w:type="dxa" w:w="10080"/>
@@ -7287,6 +7588,9 @@
         <w:gridCol w:w="10080"/>
       </w:tblGrid>
       <w:tr>
+        <w:trPr>
+          <w:cantSplit/>
+        </w:trPr>
         <w:tc>
           <w:tcPr>
             <w:tcW w:type="dxa" w:w="10080"/>
@@ -7339,7 +7643,7 @@
         <w:pStyle w:val="SlideHeading"/>
       </w:pPr>
       <w:r>
-        <w:t>Slide 33 - Questions and Close</w:t>
+        <w:t>Slide 34 - Questions and Close</w:t>
       </w:r>
     </w:p>
     <w:p>
@@ -7397,6 +7701,9 @@
         <w:gridCol w:w="10080"/>
       </w:tblGrid>
       <w:tr>
+        <w:trPr>
+          <w:cantSplit/>
+        </w:trPr>
         <w:tc>
           <w:tcPr>
             <w:tcW w:type="dxa" w:w="10080"/>
@@ -7465,7 +7772,7 @@
         <w:spacing w:after="160" w:line="259" w:lineRule="auto"/>
       </w:pPr>
       <w:r>
-        <w:t>Lecture alignment: COMP469_Ch1_Full_Lecture_Reordered(1).pptx, including the added natural language slide.</w:t>
+        <w:t>Lecture alignment: Chapter 1 - Introduction.pptx, including the added vision/perception and natural language slides.</w:t>
       </w:r>
     </w:p>
     <w:p>
